--- a/Articles/2026/3_DaVinci_Tips_and_Tricks/10_How_to_Change_Clip_Speed_and_Duration_in_DaVinci_Resolve/Write Up.docx
+++ b/Articles/2026/3_DaVinci_Tips_and_Tricks/10_How_to_Change_Clip_Speed_and_Duration_in_DaVinci_Resolve/Write Up.docx
@@ -8,6 +8,28 @@
       </w:pPr>
       <w:r>
         <w:t>Write Up</w:t>
+      </w:r>
+    </w:p>
+    <w:p>
+      <w:r>
+        <w:t>This week, we’re taking the mystery out of changing clip speed in DaVinci Resolve. Whether you want smooth slow motion, a quick time</w:t>
+      </w:r>
+      <w:r>
+        <w:noBreakHyphen/>
+        <w:t>lapse, or just need to stretch a clip to fit your timeline, I’ll show you exactly how to do it — simply, clearly, and without the confusion. If speed changes have ever felt intimidating, this tutorial will make everything click.</w:t>
+      </w:r>
+    </w:p>
+    <w:p>
+      <w:r>
+        <w:t>So, if this is something that you would like to know just a bit more about, then why don’t you join us for our brand-new article entitled:</w:t>
+      </w:r>
+    </w:p>
+    <w:p>
+      <w:pPr>
+        <w:pStyle w:val="Heading1"/>
+      </w:pPr>
+      <w:r>
+        <w:t>10 How to Change Clip Speed and Duration in DaVinci Resolve</w:t>
       </w:r>
     </w:p>
     <w:p/>
